--- a/templates/sole-company-articles.docx
+++ b/templates/sole-company-articles.docx
@@ -1,6 +1,6 @@
 
 <file path=word/document.xml><?xml version="1.0" encoding="utf-8"?>
-<w:document xmlns:wpc="http://schemas.microsoft.com/office/word/2010/wordprocessingCanvas" xmlns:cx="http://schemas.microsoft.com/office/drawing/2014/chartex" xmlns:cx1="http://schemas.microsoft.com/office/drawing/2015/9/8/chartex" xmlns:cx2="http://schemas.microsoft.com/office/drawing/2015/10/21/chartex" xmlns:cx3="http://schemas.microsoft.com/office/drawing/2016/5/9/chartex" xmlns:cx4="http://schemas.microsoft.com/office/drawing/2016/5/10/chartex" xmlns:cx5="http://schemas.microsoft.com/office/drawing/2016/5/11/chartex" xmlns:cx6="http://schemas.microsoft.com/office/drawing/2016/5/12/chartex" xmlns:cx7="http://schemas.microsoft.com/office/drawing/2016/5/13/chartex" xmlns:cx8="http://schemas.microsoft.com/office/drawing/2016/5/14/chartex" xmlns:mc="http://schemas.openxmlformats.org/markup-compatibility/2006" xmlns:aink="http://schemas.microsoft.com/office/drawing/2016/ink" xmlns:am3d="http://schemas.microsoft.com/office/drawing/2017/model3d" xmlns:o="urn:schemas-microsoft-com:office:office" xmlns:r="http://schemas.openxmlformats.org/officeDocument/2006/relationships" xmlns:m="http://schemas.openxmlformats.org/officeDocument/2006/math" xmlns:v="urn:schemas-microsoft-com:vml" xmlns:wp14="http://schemas.microsoft.com/office/word/2010/wordprocessingDrawing" xmlns:wp="http://schemas.openxmlformats.org/drawingml/2006/wordprocessingDrawing" xmlns:w10="urn:schemas-microsoft-com:office:word" xmlns:w="http://schemas.openxmlformats.org/wordprocessingml/2006/main" xmlns:w14="http://schemas.microsoft.com/office/word/2010/wordml" xmlns:w15="http://schemas.microsoft.com/office/word/2012/wordml" xmlns:w16cex="http://schemas.microsoft.com/office/word/2018/wordml/cex" xmlns:w16cid="http://schemas.microsoft.com/office/word/2016/wordml/cid" xmlns:w16="http://schemas.microsoft.com/office/word/2018/wordml" xmlns:w16sdtdh="http://schemas.microsoft.com/office/word/2020/wordml/sdtdatahash" xmlns:w16se="http://schemas.microsoft.com/office/word/2015/wordml/symex" xmlns:wpg="http://schemas.microsoft.com/office/word/2010/wordprocessingGroup" xmlns:wpi="http://schemas.microsoft.com/office/word/2010/wordprocessingInk" xmlns:wne="http://schemas.microsoft.com/office/word/2006/wordml" xmlns:wps="http://schemas.microsoft.com/office/word/2010/wordprocessingShape" mc:Ignorable="w14 w15 w16se w16cid w16 w16cex w16sdtdh wp14">
+<w:document xmlns:wpc="http://schemas.microsoft.com/office/word/2010/wordprocessingCanvas" xmlns:cx="http://schemas.microsoft.com/office/drawing/2014/chartex" xmlns:cx1="http://schemas.microsoft.com/office/drawing/2015/9/8/chartex" xmlns:cx2="http://schemas.microsoft.com/office/drawing/2015/10/21/chartex" xmlns:cx3="http://schemas.microsoft.com/office/drawing/2016/5/9/chartex" xmlns:cx4="http://schemas.microsoft.com/office/drawing/2016/5/10/chartex" xmlns:cx5="http://schemas.microsoft.com/office/drawing/2016/5/11/chartex" xmlns:cx6="http://schemas.microsoft.com/office/drawing/2016/5/12/chartex" xmlns:cx7="http://schemas.microsoft.com/office/drawing/2016/5/13/chartex" xmlns:cx8="http://schemas.microsoft.com/office/drawing/2016/5/14/chartex" xmlns:mc="http://schemas.openxmlformats.org/markup-compatibility/2006" xmlns:m="http://schemas.openxmlformats.org/officeDocument/2006/math" xmlns:aink="http://schemas.microsoft.com/office/drawing/2016/ink" xmlns:am3d="http://schemas.microsoft.com/office/drawing/2017/model3d" xmlns:oel="http://schemas.microsoft.com/office/2019/extlst" xmlns:r="http://schemas.openxmlformats.org/officeDocument/2006/relationships" xmlns:wp14="http://schemas.microsoft.com/office/word/2010/wordprocessingDrawing" xmlns:wp="http://schemas.openxmlformats.org/drawingml/2006/wordprocessingDrawing" xmlns:wpg="http://schemas.microsoft.com/office/word/2010/wordprocessingGroup" xmlns:wpi="http://schemas.microsoft.com/office/word/2010/wordprocessingInk" xmlns:wps="http://schemas.microsoft.com/office/word/2010/wordprocessingShape" xmlns:o="urn:schemas-microsoft-com:office:office" xmlns:v="urn:schemas-microsoft-com:vml" xmlns:w10="urn:schemas-microsoft-com:office:word" xmlns:w="http://schemas.openxmlformats.org/wordprocessingml/2006/main" xmlns:w14="http://schemas.microsoft.com/office/word/2010/wordml" xmlns:w15="http://schemas.microsoft.com/office/word/2012/wordml" xmlns:w16cex="http://schemas.microsoft.com/office/word/2018/wordml/cex" xmlns:w16cid="http://schemas.microsoft.com/office/word/2016/wordml/cid" xmlns:w16="http://schemas.microsoft.com/office/word/2018/wordml" xmlns:w16sdtdh="http://schemas.microsoft.com/office/word/2020/wordml/sdtdatahash" xmlns:w16sdtfl="http://schemas.microsoft.com/office/word/2024/wordml/sdtformatlock" xmlns:w16se="http://schemas.microsoft.com/office/word/2015/wordml/symex" xmlns:w16du="http://schemas.microsoft.com/office/word/2023/wordml/word16du" xmlns:wne="http://schemas.microsoft.com/office/word/2006/wordml" mc:Ignorable="w14 w15 w16se w16cid w16 w16cex w16sdtdh w16sdtfl w16du wp14">
   <w:body>
     <w:tbl>
       <w:tblPr>
@@ -28,7 +28,6 @@
         <w:tc>
           <w:tcPr>
             <w:tcW w:w="10682" w:type="dxa"/>
-            <w:shd w:val="clear" w:color="auto" w:fill="auto"/>
           </w:tcPr>
           <w:p>
             <w:pPr>
@@ -250,7 +249,6 @@
         <w:tc>
           <w:tcPr>
             <w:tcW w:w="369" w:type="dxa"/>
-            <w:shd w:val="clear" w:color="auto" w:fill="auto"/>
           </w:tcPr>
           <w:p>
             <w:pPr>
@@ -276,7 +274,6 @@
             <w:tcBorders>
               <w:bottom w:val="single" w:sz="4" w:space="0" w:color="auto"/>
             </w:tcBorders>
-            <w:shd w:val="clear" w:color="auto" w:fill="auto"/>
           </w:tcPr>
           <w:p>
             <w:pPr>
@@ -301,7 +298,6 @@
             <w:tcBorders>
               <w:bottom w:val="single" w:sz="4" w:space="0" w:color="auto"/>
             </w:tcBorders>
-            <w:shd w:val="clear" w:color="auto" w:fill="auto"/>
           </w:tcPr>
           <w:p>
             <w:pPr>
@@ -328,7 +324,6 @@
             <w:tcBorders>
               <w:right w:val="single" w:sz="4" w:space="0" w:color="auto"/>
             </w:tcBorders>
-            <w:shd w:val="clear" w:color="auto" w:fill="auto"/>
           </w:tcPr>
           <w:p>
             <w:pPr>
@@ -349,7 +344,6 @@
               <w:top w:val="single" w:sz="4" w:space="0" w:color="auto"/>
               <w:left w:val="single" w:sz="4" w:space="0" w:color="auto"/>
             </w:tcBorders>
-            <w:shd w:val="clear" w:color="auto" w:fill="auto"/>
           </w:tcPr>
           <w:p>
             <w:pPr>
@@ -465,7 +459,6 @@
               <w:top w:val="single" w:sz="4" w:space="0" w:color="auto"/>
               <w:right w:val="single" w:sz="4" w:space="0" w:color="auto"/>
             </w:tcBorders>
-            <w:shd w:val="clear" w:color="auto" w:fill="auto"/>
           </w:tcPr>
           <w:p>
             <w:pPr>
@@ -492,7 +485,6 @@
             <w:tcBorders>
               <w:right w:val="single" w:sz="4" w:space="0" w:color="auto"/>
             </w:tcBorders>
-            <w:shd w:val="clear" w:color="auto" w:fill="auto"/>
           </w:tcPr>
           <w:p>
             <w:pPr>
@@ -512,7 +504,6 @@
               <w:left w:val="single" w:sz="4" w:space="0" w:color="auto"/>
               <w:bottom w:val="single" w:sz="4" w:space="0" w:color="auto"/>
             </w:tcBorders>
-            <w:shd w:val="clear" w:color="auto" w:fill="auto"/>
           </w:tcPr>
           <w:p>
             <w:pPr>
@@ -532,7 +523,6 @@
               <w:bottom w:val="single" w:sz="4" w:space="0" w:color="auto"/>
               <w:right w:val="single" w:sz="4" w:space="0" w:color="auto"/>
             </w:tcBorders>
-            <w:shd w:val="clear" w:color="auto" w:fill="auto"/>
           </w:tcPr>
           <w:p>
             <w:pPr>
@@ -556,7 +546,6 @@
         <w:tc>
           <w:tcPr>
             <w:tcW w:w="369" w:type="dxa"/>
-            <w:shd w:val="clear" w:color="auto" w:fill="auto"/>
             <w:vAlign w:val="center"/>
           </w:tcPr>
           <w:p>
@@ -582,7 +571,6 @@
             <w:tcBorders>
               <w:top w:val="single" w:sz="4" w:space="0" w:color="auto"/>
             </w:tcBorders>
-            <w:shd w:val="clear" w:color="auto" w:fill="auto"/>
             <w:vAlign w:val="center"/>
           </w:tcPr>
           <w:p>
@@ -602,7 +590,6 @@
             <w:tcBorders>
               <w:top w:val="single" w:sz="4" w:space="0" w:color="auto"/>
             </w:tcBorders>
-            <w:shd w:val="clear" w:color="auto" w:fill="auto"/>
             <w:vAlign w:val="center"/>
           </w:tcPr>
           <w:p>
@@ -653,7 +640,6 @@
             <w:tcBorders>
               <w:top w:val="single" w:sz="4" w:space="0" w:color="auto"/>
             </w:tcBorders>
-            <w:shd w:val="clear" w:color="auto" w:fill="auto"/>
             <w:vAlign w:val="bottom"/>
           </w:tcPr>
           <w:p>
@@ -680,7 +666,6 @@
         <w:tc>
           <w:tcPr>
             <w:tcW w:w="369" w:type="dxa"/>
-            <w:shd w:val="clear" w:color="auto" w:fill="auto"/>
             <w:vAlign w:val="bottom"/>
           </w:tcPr>
           <w:p>
@@ -697,7 +682,6 @@
         <w:tc>
           <w:tcPr>
             <w:tcW w:w="566" w:type="dxa"/>
-            <w:shd w:val="clear" w:color="auto" w:fill="auto"/>
           </w:tcPr>
           <w:p>
             <w:pPr>
@@ -772,7 +756,6 @@
           <w:tcPr>
             <w:tcW w:w="9781" w:type="dxa"/>
             <w:gridSpan w:val="11"/>
-            <w:shd w:val="clear" w:color="auto" w:fill="auto"/>
             <w:vAlign w:val="bottom"/>
           </w:tcPr>
           <w:p>
@@ -815,7 +798,6 @@
         <w:tc>
           <w:tcPr>
             <w:tcW w:w="369" w:type="dxa"/>
-            <w:shd w:val="clear" w:color="auto" w:fill="auto"/>
             <w:vAlign w:val="bottom"/>
           </w:tcPr>
           <w:p>
@@ -832,7 +814,6 @@
         <w:tc>
           <w:tcPr>
             <w:tcW w:w="566" w:type="dxa"/>
-            <w:shd w:val="clear" w:color="auto" w:fill="auto"/>
           </w:tcPr>
           <w:p>
             <w:pPr>
@@ -909,7 +890,6 @@
             <w:tcBorders>
               <w:bottom w:val="single" w:sz="4" w:space="0" w:color="auto"/>
             </w:tcBorders>
-            <w:shd w:val="clear" w:color="auto" w:fill="auto"/>
             <w:vAlign w:val="bottom"/>
           </w:tcPr>
           <w:p>
@@ -1081,7 +1061,6 @@
         <w:tc>
           <w:tcPr>
             <w:tcW w:w="369" w:type="dxa"/>
-            <w:shd w:val="clear" w:color="auto" w:fill="auto"/>
             <w:vAlign w:val="bottom"/>
           </w:tcPr>
           <w:p>
@@ -1098,7 +1077,6 @@
         <w:tc>
           <w:tcPr>
             <w:tcW w:w="566" w:type="dxa"/>
-            <w:shd w:val="clear" w:color="auto" w:fill="auto"/>
           </w:tcPr>
           <w:p>
             <w:pPr>
@@ -1176,7 +1154,6 @@
               <w:top w:val="single" w:sz="4" w:space="0" w:color="auto"/>
               <w:bottom w:val="single" w:sz="4" w:space="0" w:color="auto"/>
             </w:tcBorders>
-            <w:shd w:val="clear" w:color="auto" w:fill="auto"/>
             <w:vAlign w:val="bottom"/>
           </w:tcPr>
           <w:p>
@@ -1320,7 +1297,6 @@
         <w:tc>
           <w:tcPr>
             <w:tcW w:w="369" w:type="dxa"/>
-            <w:shd w:val="clear" w:color="auto" w:fill="auto"/>
             <w:vAlign w:val="bottom"/>
           </w:tcPr>
           <w:p>
@@ -1344,7 +1320,6 @@
           <w:tcPr>
             <w:tcW w:w="1841" w:type="dxa"/>
             <w:gridSpan w:val="2"/>
-            <w:shd w:val="clear" w:color="auto" w:fill="auto"/>
             <w:vAlign w:val="bottom"/>
           </w:tcPr>
           <w:p>
@@ -1384,7 +1359,6 @@
             <w:tcBorders>
               <w:bottom w:val="single" w:sz="4" w:space="0" w:color="auto"/>
             </w:tcBorders>
-            <w:shd w:val="clear" w:color="auto" w:fill="auto"/>
             <w:vAlign w:val="bottom"/>
           </w:tcPr>
           <w:p>
@@ -1497,7 +1471,6 @@
           <w:tcPr>
             <w:tcW w:w="1134" w:type="dxa"/>
             <w:gridSpan w:val="2"/>
-            <w:shd w:val="clear" w:color="auto" w:fill="auto"/>
             <w:vAlign w:val="bottom"/>
           </w:tcPr>
           <w:p>
@@ -1532,7 +1505,6 @@
             <w:tcBorders>
               <w:bottom w:val="single" w:sz="4" w:space="0" w:color="auto"/>
             </w:tcBorders>
-            <w:shd w:val="clear" w:color="auto" w:fill="auto"/>
             <w:vAlign w:val="bottom"/>
           </w:tcPr>
           <w:p>
@@ -1670,7 +1642,6 @@
         <w:tc>
           <w:tcPr>
             <w:tcW w:w="1345" w:type="dxa"/>
-            <w:shd w:val="clear" w:color="auto" w:fill="auto"/>
             <w:vAlign w:val="bottom"/>
           </w:tcPr>
           <w:p>
@@ -1698,7 +1669,6 @@
             <w:tcBorders>
               <w:bottom w:val="single" w:sz="4" w:space="0" w:color="auto"/>
             </w:tcBorders>
-            <w:shd w:val="clear" w:color="auto" w:fill="auto"/>
             <w:vAlign w:val="bottom"/>
           </w:tcPr>
           <w:p>
@@ -1837,7 +1807,6 @@
           <w:tcPr>
             <w:tcW w:w="1442" w:type="dxa"/>
             <w:gridSpan w:val="2"/>
-            <w:shd w:val="clear" w:color="auto" w:fill="auto"/>
             <w:vAlign w:val="bottom"/>
           </w:tcPr>
           <w:p>
@@ -1867,7 +1836,6 @@
         <w:tc>
           <w:tcPr>
             <w:tcW w:w="369" w:type="dxa"/>
-            <w:shd w:val="clear" w:color="auto" w:fill="auto"/>
             <w:vAlign w:val="bottom"/>
           </w:tcPr>
           <w:p>
@@ -1891,7 +1859,6 @@
           <w:tcPr>
             <w:tcW w:w="10347" w:type="dxa"/>
             <w:gridSpan w:val="12"/>
-            <w:shd w:val="clear" w:color="auto" w:fill="auto"/>
             <w:vAlign w:val="bottom"/>
           </w:tcPr>
           <w:p>
@@ -1925,7 +1892,6 @@
         <w:tc>
           <w:tcPr>
             <w:tcW w:w="369" w:type="dxa"/>
-            <w:shd w:val="clear" w:color="auto" w:fill="auto"/>
             <w:vAlign w:val="bottom"/>
           </w:tcPr>
           <w:p>
@@ -1949,7 +1915,6 @@
           <w:tcPr>
             <w:tcW w:w="10347" w:type="dxa"/>
             <w:gridSpan w:val="12"/>
-            <w:shd w:val="clear" w:color="auto" w:fill="auto"/>
             <w:vAlign w:val="bottom"/>
           </w:tcPr>
           <w:p>
@@ -2012,7 +1977,6 @@
         <w:tc>
           <w:tcPr>
             <w:tcW w:w="369" w:type="dxa"/>
-            <w:shd w:val="clear" w:color="auto" w:fill="auto"/>
             <w:vAlign w:val="bottom"/>
           </w:tcPr>
           <w:p>
@@ -2036,7 +2000,6 @@
           <w:tcPr>
             <w:tcW w:w="10347" w:type="dxa"/>
             <w:gridSpan w:val="12"/>
-            <w:shd w:val="clear" w:color="auto" w:fill="auto"/>
             <w:vAlign w:val="bottom"/>
           </w:tcPr>
           <w:p>
@@ -2065,7 +2028,6 @@
         <w:tc>
           <w:tcPr>
             <w:tcW w:w="369" w:type="dxa"/>
-            <w:shd w:val="clear" w:color="auto" w:fill="auto"/>
             <w:vAlign w:val="bottom"/>
           </w:tcPr>
           <w:p>
@@ -2089,7 +2051,6 @@
           <w:tcPr>
             <w:tcW w:w="3401" w:type="dxa"/>
             <w:gridSpan w:val="3"/>
-            <w:shd w:val="clear" w:color="auto" w:fill="auto"/>
             <w:vAlign w:val="bottom"/>
           </w:tcPr>
           <w:p>
@@ -2133,7 +2094,6 @@
             <w:tcBorders>
               <w:bottom w:val="single" w:sz="4" w:space="0" w:color="auto"/>
             </w:tcBorders>
-            <w:shd w:val="clear" w:color="auto" w:fill="auto"/>
             <w:vAlign w:val="bottom"/>
           </w:tcPr>
           <w:p>
@@ -2266,7 +2226,6 @@
           <w:tcPr>
             <w:tcW w:w="5104" w:type="dxa"/>
             <w:gridSpan w:val="6"/>
-            <w:shd w:val="clear" w:color="auto" w:fill="auto"/>
             <w:vAlign w:val="bottom"/>
           </w:tcPr>
           <w:p>
@@ -4490,7 +4449,6 @@
           <w:tcPr>
             <w:tcW w:w="10682" w:type="dxa"/>
             <w:gridSpan w:val="8"/>
-            <w:shd w:val="clear" w:color="auto" w:fill="auto"/>
           </w:tcPr>
           <w:p>
             <w:pPr>
@@ -4537,7 +4495,6 @@
             <w:tcBorders>
               <w:bottom w:val="single" w:sz="8" w:space="0" w:color="auto"/>
             </w:tcBorders>
-            <w:shd w:val="clear" w:color="auto" w:fill="auto"/>
             <w:vAlign w:val="bottom"/>
           </w:tcPr>
           <w:p>
@@ -4669,7 +4626,6 @@
           <w:tcPr>
             <w:tcW w:w="283" w:type="dxa"/>
             <w:gridSpan w:val="2"/>
-            <w:shd w:val="clear" w:color="auto" w:fill="auto"/>
             <w:vAlign w:val="bottom"/>
           </w:tcPr>
           <w:p>
@@ -4690,7 +4646,6 @@
             <w:tcBorders>
               <w:bottom w:val="single" w:sz="8" w:space="0" w:color="auto"/>
             </w:tcBorders>
-            <w:shd w:val="clear" w:color="auto" w:fill="auto"/>
             <w:vAlign w:val="bottom"/>
           </w:tcPr>
           <w:p>
@@ -4822,7 +4777,6 @@
           <w:tcPr>
             <w:tcW w:w="284" w:type="dxa"/>
             <w:gridSpan w:val="2"/>
-            <w:shd w:val="clear" w:color="auto" w:fill="auto"/>
             <w:vAlign w:val="bottom"/>
           </w:tcPr>
           <w:p>
@@ -4843,7 +4797,6 @@
             <w:tcBorders>
               <w:bottom w:val="single" w:sz="8" w:space="0" w:color="auto"/>
             </w:tcBorders>
-            <w:shd w:val="clear" w:color="auto" w:fill="auto"/>
             <w:vAlign w:val="bottom"/>
           </w:tcPr>
           <w:p>
@@ -4985,7 +4938,6 @@
             <w:tcBorders>
               <w:top w:val="single" w:sz="8" w:space="0" w:color="auto"/>
             </w:tcBorders>
-            <w:shd w:val="clear" w:color="auto" w:fill="auto"/>
             <w:vAlign w:val="center"/>
           </w:tcPr>
           <w:p>
@@ -5016,7 +4968,6 @@
           <w:tcPr>
             <w:tcW w:w="283" w:type="dxa"/>
             <w:gridSpan w:val="2"/>
-            <w:shd w:val="clear" w:color="auto" w:fill="auto"/>
             <w:vAlign w:val="center"/>
           </w:tcPr>
           <w:p>
@@ -5032,7 +4983,6 @@
         <w:tc>
           <w:tcPr>
             <w:tcW w:w="1701" w:type="dxa"/>
-            <w:shd w:val="clear" w:color="auto" w:fill="auto"/>
             <w:vAlign w:val="center"/>
           </w:tcPr>
           <w:p>
@@ -5056,7 +5006,6 @@
           <w:tcPr>
             <w:tcW w:w="284" w:type="dxa"/>
             <w:gridSpan w:val="2"/>
-            <w:shd w:val="clear" w:color="auto" w:fill="auto"/>
             <w:vAlign w:val="center"/>
           </w:tcPr>
           <w:p>
@@ -5073,7 +5022,6 @@
           <w:tcPr>
             <w:tcW w:w="5211" w:type="dxa"/>
             <w:gridSpan w:val="2"/>
-            <w:shd w:val="clear" w:color="auto" w:fill="auto"/>
             <w:vAlign w:val="center"/>
           </w:tcPr>
           <w:p>
@@ -5103,7 +5051,6 @@
           <w:tcPr>
             <w:tcW w:w="10682" w:type="dxa"/>
             <w:gridSpan w:val="8"/>
-            <w:shd w:val="clear" w:color="auto" w:fill="auto"/>
             <w:vAlign w:val="center"/>
           </w:tcPr>
           <w:p>
@@ -5129,7 +5076,6 @@
             <w:tcBorders>
               <w:bottom w:val="single" w:sz="4" w:space="0" w:color="auto"/>
             </w:tcBorders>
-            <w:shd w:val="clear" w:color="auto" w:fill="auto"/>
             <w:vAlign w:val="center"/>
           </w:tcPr>
           <w:p>
@@ -5146,7 +5092,6 @@
         <w:tc>
           <w:tcPr>
             <w:tcW w:w="236" w:type="dxa"/>
-            <w:shd w:val="clear" w:color="auto" w:fill="auto"/>
             <w:vAlign w:val="center"/>
           </w:tcPr>
           <w:p>
@@ -5167,7 +5112,6 @@
             <w:tcBorders>
               <w:bottom w:val="single" w:sz="4" w:space="0" w:color="auto"/>
             </w:tcBorders>
-            <w:shd w:val="clear" w:color="auto" w:fill="auto"/>
             <w:vAlign w:val="bottom"/>
           </w:tcPr>
           <w:p>
@@ -5299,7 +5243,6 @@
           <w:tcPr>
             <w:tcW w:w="284" w:type="dxa"/>
             <w:gridSpan w:val="2"/>
-            <w:shd w:val="clear" w:color="auto" w:fill="auto"/>
             <w:vAlign w:val="center"/>
           </w:tcPr>
           <w:p>
@@ -5315,7 +5258,6 @@
         <w:tc>
           <w:tcPr>
             <w:tcW w:w="5112" w:type="dxa"/>
-            <w:shd w:val="clear" w:color="auto" w:fill="auto"/>
             <w:vAlign w:val="center"/>
           </w:tcPr>
           <w:p>
@@ -5341,7 +5283,6 @@
             <w:tcBorders>
               <w:top w:val="single" w:sz="4" w:space="0" w:color="auto"/>
             </w:tcBorders>
-            <w:shd w:val="clear" w:color="auto" w:fill="auto"/>
             <w:vAlign w:val="center"/>
           </w:tcPr>
           <w:p>
@@ -5365,7 +5306,6 @@
         <w:tc>
           <w:tcPr>
             <w:tcW w:w="236" w:type="dxa"/>
-            <w:shd w:val="clear" w:color="auto" w:fill="auto"/>
             <w:vAlign w:val="center"/>
           </w:tcPr>
           <w:p>
@@ -5382,7 +5322,6 @@
           <w:tcPr>
             <w:tcW w:w="1843" w:type="dxa"/>
             <w:gridSpan w:val="3"/>
-            <w:shd w:val="clear" w:color="auto" w:fill="auto"/>
             <w:vAlign w:val="center"/>
           </w:tcPr>
           <w:p>
@@ -5407,7 +5346,6 @@
           <w:tcPr>
             <w:tcW w:w="284" w:type="dxa"/>
             <w:gridSpan w:val="2"/>
-            <w:shd w:val="clear" w:color="auto" w:fill="auto"/>
             <w:vAlign w:val="center"/>
           </w:tcPr>
           <w:p>
@@ -5423,7 +5361,6 @@
         <w:tc>
           <w:tcPr>
             <w:tcW w:w="5112" w:type="dxa"/>
-            <w:shd w:val="clear" w:color="auto" w:fill="auto"/>
             <w:vAlign w:val="center"/>
           </w:tcPr>
           <w:p>
@@ -5577,7 +5514,6 @@
             <w:tcBorders>
               <w:bottom w:val="single" w:sz="8" w:space="0" w:color="auto"/>
             </w:tcBorders>
-            <w:shd w:val="clear" w:color="auto" w:fill="auto"/>
             <w:vAlign w:val="bottom"/>
           </w:tcPr>
           <w:permStart w:id="600121650" w:edGrp="everyone"/>
@@ -5709,7 +5645,6 @@
         <w:tc>
           <w:tcPr>
             <w:tcW w:w="284" w:type="dxa"/>
-            <w:shd w:val="clear" w:color="auto" w:fill="auto"/>
             <w:vAlign w:val="bottom"/>
           </w:tcPr>
           <w:p>
@@ -5731,7 +5666,6 @@
             <w:tcBorders>
               <w:bottom w:val="single" w:sz="8" w:space="0" w:color="auto"/>
             </w:tcBorders>
-            <w:shd w:val="clear" w:color="auto" w:fill="auto"/>
             <w:vAlign w:val="bottom"/>
           </w:tcPr>
           <w:p>
@@ -5862,7 +5796,6 @@
         <w:tc>
           <w:tcPr>
             <w:tcW w:w="709" w:type="dxa"/>
-            <w:shd w:val="clear" w:color="auto" w:fill="auto"/>
             <w:vAlign w:val="bottom"/>
           </w:tcPr>
           <w:p>
@@ -5884,7 +5817,6 @@
             <w:tcBorders>
               <w:bottom w:val="single" w:sz="8" w:space="0" w:color="auto"/>
             </w:tcBorders>
-            <w:shd w:val="clear" w:color="auto" w:fill="auto"/>
             <w:vAlign w:val="bottom"/>
           </w:tcPr>
           <w:p>
@@ -6024,7 +5956,6 @@
             <w:tcBorders>
               <w:top w:val="single" w:sz="8" w:space="0" w:color="auto"/>
             </w:tcBorders>
-            <w:shd w:val="clear" w:color="auto" w:fill="auto"/>
             <w:vAlign w:val="bottom"/>
           </w:tcPr>
           <w:p>
@@ -6048,7 +5979,6 @@
         <w:tc>
           <w:tcPr>
             <w:tcW w:w="284" w:type="dxa"/>
-            <w:shd w:val="clear" w:color="auto" w:fill="auto"/>
             <w:vAlign w:val="bottom"/>
           </w:tcPr>
           <w:p>
@@ -6069,7 +5999,6 @@
             <w:tcBorders>
               <w:top w:val="single" w:sz="8" w:space="0" w:color="auto"/>
             </w:tcBorders>
-            <w:shd w:val="clear" w:color="auto" w:fill="auto"/>
             <w:vAlign w:val="bottom"/>
           </w:tcPr>
           <w:p>
@@ -6093,7 +6022,6 @@
         <w:tc>
           <w:tcPr>
             <w:tcW w:w="709" w:type="dxa"/>
-            <w:shd w:val="clear" w:color="auto" w:fill="auto"/>
             <w:vAlign w:val="bottom"/>
           </w:tcPr>
           <w:p>
@@ -6114,7 +6042,6 @@
             <w:tcBorders>
               <w:top w:val="single" w:sz="8" w:space="0" w:color="auto"/>
             </w:tcBorders>
-            <w:shd w:val="clear" w:color="auto" w:fill="auto"/>
             <w:vAlign w:val="bottom"/>
           </w:tcPr>
           <w:p>
@@ -6143,7 +6070,6 @@
         <w:tc>
           <w:tcPr>
             <w:tcW w:w="3770" w:type="dxa"/>
-            <w:shd w:val="clear" w:color="auto" w:fill="auto"/>
             <w:vAlign w:val="bottom"/>
           </w:tcPr>
           <w:p>
@@ -6160,7 +6086,6 @@
         <w:tc>
           <w:tcPr>
             <w:tcW w:w="425" w:type="dxa"/>
-            <w:shd w:val="clear" w:color="auto" w:fill="auto"/>
             <w:vAlign w:val="bottom"/>
           </w:tcPr>
           <w:p>
@@ -6178,7 +6103,6 @@
           <w:tcPr>
             <w:tcW w:w="2835" w:type="dxa"/>
             <w:gridSpan w:val="5"/>
-            <w:shd w:val="clear" w:color="auto" w:fill="auto"/>
             <w:vAlign w:val="bottom"/>
           </w:tcPr>
           <w:p>
@@ -6195,7 +6119,6 @@
         <w:tc>
           <w:tcPr>
             <w:tcW w:w="709" w:type="dxa"/>
-            <w:shd w:val="clear" w:color="auto" w:fill="auto"/>
             <w:vAlign w:val="bottom"/>
           </w:tcPr>
           <w:p>
@@ -6213,7 +6136,6 @@
           <w:tcPr>
             <w:tcW w:w="2943" w:type="dxa"/>
             <w:gridSpan w:val="3"/>
-            <w:shd w:val="clear" w:color="auto" w:fill="auto"/>
             <w:vAlign w:val="bottom"/>
           </w:tcPr>
           <w:p>
@@ -6240,7 +6162,6 @@
             <w:tcBorders>
               <w:bottom w:val="single" w:sz="8" w:space="0" w:color="auto"/>
             </w:tcBorders>
-            <w:shd w:val="clear" w:color="auto" w:fill="auto"/>
             <w:vAlign w:val="bottom"/>
           </w:tcPr>
           <w:p>
@@ -6371,7 +6292,6 @@
         <w:tc>
           <w:tcPr>
             <w:tcW w:w="284" w:type="dxa"/>
-            <w:shd w:val="clear" w:color="auto" w:fill="auto"/>
             <w:vAlign w:val="bottom"/>
           </w:tcPr>
           <w:p>
@@ -6392,7 +6312,6 @@
             <w:tcBorders>
               <w:bottom w:val="single" w:sz="8" w:space="0" w:color="auto"/>
             </w:tcBorders>
-            <w:shd w:val="clear" w:color="auto" w:fill="auto"/>
             <w:vAlign w:val="bottom"/>
           </w:tcPr>
           <w:p>
@@ -6408,7 +6327,6 @@
         <w:tc>
           <w:tcPr>
             <w:tcW w:w="284" w:type="dxa"/>
-            <w:shd w:val="clear" w:color="auto" w:fill="auto"/>
             <w:vAlign w:val="bottom"/>
           </w:tcPr>
           <w:p>
@@ -6429,7 +6347,6 @@
             <w:tcBorders>
               <w:bottom w:val="single" w:sz="8" w:space="0" w:color="auto"/>
             </w:tcBorders>
-            <w:shd w:val="clear" w:color="auto" w:fill="auto"/>
             <w:vAlign w:val="bottom"/>
           </w:tcPr>
           <w:p>
@@ -6569,7 +6486,6 @@
             <w:tcBorders>
               <w:top w:val="single" w:sz="8" w:space="0" w:color="auto"/>
             </w:tcBorders>
-            <w:shd w:val="clear" w:color="auto" w:fill="auto"/>
             <w:vAlign w:val="bottom"/>
           </w:tcPr>
           <w:p>
@@ -6593,7 +6509,6 @@
         <w:tc>
           <w:tcPr>
             <w:tcW w:w="284" w:type="dxa"/>
-            <w:shd w:val="clear" w:color="auto" w:fill="auto"/>
             <w:vAlign w:val="bottom"/>
           </w:tcPr>
           <w:p>
@@ -6611,7 +6526,6 @@
           <w:tcPr>
             <w:tcW w:w="2693" w:type="dxa"/>
             <w:gridSpan w:val="3"/>
-            <w:shd w:val="clear" w:color="auto" w:fill="auto"/>
             <w:vAlign w:val="bottom"/>
           </w:tcPr>
           <w:p>
@@ -6635,7 +6549,6 @@
         <w:tc>
           <w:tcPr>
             <w:tcW w:w="284" w:type="dxa"/>
-            <w:shd w:val="clear" w:color="auto" w:fill="auto"/>
             <w:vAlign w:val="bottom"/>
           </w:tcPr>
           <w:p>
@@ -6652,7 +6565,6 @@
         <w:tc>
           <w:tcPr>
             <w:tcW w:w="1809" w:type="dxa"/>
-            <w:shd w:val="clear" w:color="auto" w:fill="auto"/>
             <w:vAlign w:val="bottom"/>
           </w:tcPr>
           <w:p>
@@ -6695,7 +6607,7 @@
 </file>
 
 <file path=word/endnotes.xml><?xml version="1.0" encoding="utf-8"?>
-<w:endnotes xmlns:wpc="http://schemas.microsoft.com/office/word/2010/wordprocessingCanvas" xmlns:cx="http://schemas.microsoft.com/office/drawing/2014/chartex" xmlns:cx1="http://schemas.microsoft.com/office/drawing/2015/9/8/chartex" xmlns:cx2="http://schemas.microsoft.com/office/drawing/2015/10/21/chartex" xmlns:cx3="http://schemas.microsoft.com/office/drawing/2016/5/9/chartex" xmlns:cx4="http://schemas.microsoft.com/office/drawing/2016/5/10/chartex" xmlns:cx5="http://schemas.microsoft.com/office/drawing/2016/5/11/chartex" xmlns:cx6="http://schemas.microsoft.com/office/drawing/2016/5/12/chartex" xmlns:cx7="http://schemas.microsoft.com/office/drawing/2016/5/13/chartex" xmlns:cx8="http://schemas.microsoft.com/office/drawing/2016/5/14/chartex" xmlns:mc="http://schemas.openxmlformats.org/markup-compatibility/2006" xmlns:aink="http://schemas.microsoft.com/office/drawing/2016/ink" xmlns:am3d="http://schemas.microsoft.com/office/drawing/2017/model3d" xmlns:o="urn:schemas-microsoft-com:office:office" xmlns:r="http://schemas.openxmlformats.org/officeDocument/2006/relationships" xmlns:m="http://schemas.openxmlformats.org/officeDocument/2006/math" xmlns:v="urn:schemas-microsoft-com:vml" xmlns:wp14="http://schemas.microsoft.com/office/word/2010/wordprocessingDrawing" xmlns:wp="http://schemas.openxmlformats.org/drawingml/2006/wordprocessingDrawing" xmlns:w10="urn:schemas-microsoft-com:office:word" xmlns:w="http://schemas.openxmlformats.org/wordprocessingml/2006/main" xmlns:w14="http://schemas.microsoft.com/office/word/2010/wordml" xmlns:w15="http://schemas.microsoft.com/office/word/2012/wordml" xmlns:w16cex="http://schemas.microsoft.com/office/word/2018/wordml/cex" xmlns:w16cid="http://schemas.microsoft.com/office/word/2016/wordml/cid" xmlns:w16="http://schemas.microsoft.com/office/word/2018/wordml" xmlns:w16sdtdh="http://schemas.microsoft.com/office/word/2020/wordml/sdtdatahash" xmlns:w16se="http://schemas.microsoft.com/office/word/2015/wordml/symex" xmlns:wpg="http://schemas.microsoft.com/office/word/2010/wordprocessingGroup" xmlns:wpi="http://schemas.microsoft.com/office/word/2010/wordprocessingInk" xmlns:wne="http://schemas.microsoft.com/office/word/2006/wordml" xmlns:wps="http://schemas.microsoft.com/office/word/2010/wordprocessingShape" mc:Ignorable="w14 w15 w16se w16cid w16 w16cex w16sdtdh wp14">
+<w:endnotes xmlns:wpc="http://schemas.microsoft.com/office/word/2010/wordprocessingCanvas" xmlns:cx="http://schemas.microsoft.com/office/drawing/2014/chartex" xmlns:cx1="http://schemas.microsoft.com/office/drawing/2015/9/8/chartex" xmlns:cx2="http://schemas.microsoft.com/office/drawing/2015/10/21/chartex" xmlns:cx3="http://schemas.microsoft.com/office/drawing/2016/5/9/chartex" xmlns:cx4="http://schemas.microsoft.com/office/drawing/2016/5/10/chartex" xmlns:cx5="http://schemas.microsoft.com/office/drawing/2016/5/11/chartex" xmlns:cx6="http://schemas.microsoft.com/office/drawing/2016/5/12/chartex" xmlns:cx7="http://schemas.microsoft.com/office/drawing/2016/5/13/chartex" xmlns:cx8="http://schemas.microsoft.com/office/drawing/2016/5/14/chartex" xmlns:mc="http://schemas.openxmlformats.org/markup-compatibility/2006" xmlns:m="http://schemas.openxmlformats.org/officeDocument/2006/math" xmlns:aink="http://schemas.microsoft.com/office/drawing/2016/ink" xmlns:am3d="http://schemas.microsoft.com/office/drawing/2017/model3d" xmlns:oel="http://schemas.microsoft.com/office/2019/extlst" xmlns:r="http://schemas.openxmlformats.org/officeDocument/2006/relationships" xmlns:wp14="http://schemas.microsoft.com/office/word/2010/wordprocessingDrawing" xmlns:wp="http://schemas.openxmlformats.org/drawingml/2006/wordprocessingDrawing" xmlns:wpg="http://schemas.microsoft.com/office/word/2010/wordprocessingGroup" xmlns:wpi="http://schemas.microsoft.com/office/word/2010/wordprocessingInk" xmlns:wps="http://schemas.microsoft.com/office/word/2010/wordprocessingShape" xmlns:o="urn:schemas-microsoft-com:office:office" xmlns:v="urn:schemas-microsoft-com:vml" xmlns:w10="urn:schemas-microsoft-com:office:word" xmlns:w="http://schemas.openxmlformats.org/wordprocessingml/2006/main" xmlns:w14="http://schemas.microsoft.com/office/word/2010/wordml" xmlns:w15="http://schemas.microsoft.com/office/word/2012/wordml" xmlns:w16cex="http://schemas.microsoft.com/office/word/2018/wordml/cex" xmlns:w16cid="http://schemas.microsoft.com/office/word/2016/wordml/cid" xmlns:w16="http://schemas.microsoft.com/office/word/2018/wordml" xmlns:w16sdtdh="http://schemas.microsoft.com/office/word/2020/wordml/sdtdatahash" xmlns:w16sdtfl="http://schemas.microsoft.com/office/word/2024/wordml/sdtformatlock" xmlns:w16se="http://schemas.microsoft.com/office/word/2015/wordml/symex" xmlns:w16du="http://schemas.microsoft.com/office/word/2023/wordml/word16du" xmlns:wne="http://schemas.microsoft.com/office/word/2006/wordml" mc:Ignorable="w14 w15 w16se w16cid w16 w16cex w16sdtdh w16sdtfl w16du wp14">
   <w:endnote w:type="separator" w:id="-1">
     <w:p>
       <w:pPr>
@@ -6720,7 +6632,7 @@
 </file>
 
 <file path=word/footer1.xml><?xml version="1.0" encoding="utf-8"?>
-<w:ftr xmlns:wpc="http://schemas.microsoft.com/office/word/2010/wordprocessingCanvas" xmlns:cx="http://schemas.microsoft.com/office/drawing/2014/chartex" xmlns:cx1="http://schemas.microsoft.com/office/drawing/2015/9/8/chartex" xmlns:cx2="http://schemas.microsoft.com/office/drawing/2015/10/21/chartex" xmlns:cx3="http://schemas.microsoft.com/office/drawing/2016/5/9/chartex" xmlns:cx4="http://schemas.microsoft.com/office/drawing/2016/5/10/chartex" xmlns:cx5="http://schemas.microsoft.com/office/drawing/2016/5/11/chartex" xmlns:cx6="http://schemas.microsoft.com/office/drawing/2016/5/12/chartex" xmlns:cx7="http://schemas.microsoft.com/office/drawing/2016/5/13/chartex" xmlns:cx8="http://schemas.microsoft.com/office/drawing/2016/5/14/chartex" xmlns:mc="http://schemas.openxmlformats.org/markup-compatibility/2006" xmlns:aink="http://schemas.microsoft.com/office/drawing/2016/ink" xmlns:am3d="http://schemas.microsoft.com/office/drawing/2017/model3d" xmlns:o="urn:schemas-microsoft-com:office:office" xmlns:r="http://schemas.openxmlformats.org/officeDocument/2006/relationships" xmlns:m="http://schemas.openxmlformats.org/officeDocument/2006/math" xmlns:v="urn:schemas-microsoft-com:vml" xmlns:wp14="http://schemas.microsoft.com/office/word/2010/wordprocessingDrawing" xmlns:wp="http://schemas.openxmlformats.org/drawingml/2006/wordprocessingDrawing" xmlns:w10="urn:schemas-microsoft-com:office:word" xmlns:w="http://schemas.openxmlformats.org/wordprocessingml/2006/main" xmlns:w14="http://schemas.microsoft.com/office/word/2010/wordml" xmlns:w15="http://schemas.microsoft.com/office/word/2012/wordml" xmlns:w16cex="http://schemas.microsoft.com/office/word/2018/wordml/cex" xmlns:w16cid="http://schemas.microsoft.com/office/word/2016/wordml/cid" xmlns:w16="http://schemas.microsoft.com/office/word/2018/wordml" xmlns:w16sdtdh="http://schemas.microsoft.com/office/word/2020/wordml/sdtdatahash" xmlns:w16se="http://schemas.microsoft.com/office/word/2015/wordml/symex" xmlns:wpg="http://schemas.microsoft.com/office/word/2010/wordprocessingGroup" xmlns:wpi="http://schemas.microsoft.com/office/word/2010/wordprocessingInk" xmlns:wne="http://schemas.microsoft.com/office/word/2006/wordml" xmlns:wps="http://schemas.microsoft.com/office/word/2010/wordprocessingShape" mc:Ignorable="w14 w15 w16se w16cid w16 w16cex w16sdtdh wp14">
+<w:ftr xmlns:wpc="http://schemas.microsoft.com/office/word/2010/wordprocessingCanvas" xmlns:cx="http://schemas.microsoft.com/office/drawing/2014/chartex" xmlns:cx1="http://schemas.microsoft.com/office/drawing/2015/9/8/chartex" xmlns:cx2="http://schemas.microsoft.com/office/drawing/2015/10/21/chartex" xmlns:cx3="http://schemas.microsoft.com/office/drawing/2016/5/9/chartex" xmlns:cx4="http://schemas.microsoft.com/office/drawing/2016/5/10/chartex" xmlns:cx5="http://schemas.microsoft.com/office/drawing/2016/5/11/chartex" xmlns:cx6="http://schemas.microsoft.com/office/drawing/2016/5/12/chartex" xmlns:cx7="http://schemas.microsoft.com/office/drawing/2016/5/13/chartex" xmlns:cx8="http://schemas.microsoft.com/office/drawing/2016/5/14/chartex" xmlns:mc="http://schemas.openxmlformats.org/markup-compatibility/2006" xmlns:m="http://schemas.openxmlformats.org/officeDocument/2006/math" xmlns:aink="http://schemas.microsoft.com/office/drawing/2016/ink" xmlns:am3d="http://schemas.microsoft.com/office/drawing/2017/model3d" xmlns:oel="http://schemas.microsoft.com/office/2019/extlst" xmlns:r="http://schemas.openxmlformats.org/officeDocument/2006/relationships" xmlns:wp14="http://schemas.microsoft.com/office/word/2010/wordprocessingDrawing" xmlns:wp="http://schemas.openxmlformats.org/drawingml/2006/wordprocessingDrawing" xmlns:wpg="http://schemas.microsoft.com/office/word/2010/wordprocessingGroup" xmlns:wpi="http://schemas.microsoft.com/office/word/2010/wordprocessingInk" xmlns:wps="http://schemas.microsoft.com/office/word/2010/wordprocessingShape" xmlns:o="urn:schemas-microsoft-com:office:office" xmlns:v="urn:schemas-microsoft-com:vml" xmlns:w10="urn:schemas-microsoft-com:office:word" xmlns:w="http://schemas.openxmlformats.org/wordprocessingml/2006/main" xmlns:w14="http://schemas.microsoft.com/office/word/2010/wordml" xmlns:w15="http://schemas.microsoft.com/office/word/2012/wordml" xmlns:w16cex="http://schemas.microsoft.com/office/word/2018/wordml/cex" xmlns:w16cid="http://schemas.microsoft.com/office/word/2016/wordml/cid" xmlns:w16="http://schemas.microsoft.com/office/word/2018/wordml" xmlns:w16sdtdh="http://schemas.microsoft.com/office/word/2020/wordml/sdtdatahash" xmlns:w16sdtfl="http://schemas.microsoft.com/office/word/2024/wordml/sdtformatlock" xmlns:w16se="http://schemas.microsoft.com/office/word/2015/wordml/symex" xmlns:w16du="http://schemas.microsoft.com/office/word/2023/wordml/word16du" xmlns:wne="http://schemas.microsoft.com/office/word/2006/wordml" mc:Ignorable="w14 w15 w16se w16cid w16 w16cex w16sdtdh w16sdtfl w16du wp14">
   <w:p>
     <w:pPr>
       <w:spacing w:line="360" w:lineRule="auto"/>
@@ -6806,7 +6718,7 @@
 </file>
 
 <file path=word/footnotes.xml><?xml version="1.0" encoding="utf-8"?>
-<w:footnotes xmlns:wpc="http://schemas.microsoft.com/office/word/2010/wordprocessingCanvas" xmlns:cx="http://schemas.microsoft.com/office/drawing/2014/chartex" xmlns:cx1="http://schemas.microsoft.com/office/drawing/2015/9/8/chartex" xmlns:cx2="http://schemas.microsoft.com/office/drawing/2015/10/21/chartex" xmlns:cx3="http://schemas.microsoft.com/office/drawing/2016/5/9/chartex" xmlns:cx4="http://schemas.microsoft.com/office/drawing/2016/5/10/chartex" xmlns:cx5="http://schemas.microsoft.com/office/drawing/2016/5/11/chartex" xmlns:cx6="http://schemas.microsoft.com/office/drawing/2016/5/12/chartex" xmlns:cx7="http://schemas.microsoft.com/office/drawing/2016/5/13/chartex" xmlns:cx8="http://schemas.microsoft.com/office/drawing/2016/5/14/chartex" xmlns:mc="http://schemas.openxmlformats.org/markup-compatibility/2006" xmlns:aink="http://schemas.microsoft.com/office/drawing/2016/ink" xmlns:am3d="http://schemas.microsoft.com/office/drawing/2017/model3d" xmlns:o="urn:schemas-microsoft-com:office:office" xmlns:r="http://schemas.openxmlformats.org/officeDocument/2006/relationships" xmlns:m="http://schemas.openxmlformats.org/officeDocument/2006/math" xmlns:v="urn:schemas-microsoft-com:vml" xmlns:wp14="http://schemas.microsoft.com/office/word/2010/wordprocessingDrawing" xmlns:wp="http://schemas.openxmlformats.org/drawingml/2006/wordprocessingDrawing" xmlns:w10="urn:schemas-microsoft-com:office:word" xmlns:w="http://schemas.openxmlformats.org/wordprocessingml/2006/main" xmlns:w14="http://schemas.microsoft.com/office/word/2010/wordml" xmlns:w15="http://schemas.microsoft.com/office/word/2012/wordml" xmlns:w16cex="http://schemas.microsoft.com/office/word/2018/wordml/cex" xmlns:w16cid="http://schemas.microsoft.com/office/word/2016/wordml/cid" xmlns:w16="http://schemas.microsoft.com/office/word/2018/wordml" xmlns:w16sdtdh="http://schemas.microsoft.com/office/word/2020/wordml/sdtdatahash" xmlns:w16se="http://schemas.microsoft.com/office/word/2015/wordml/symex" xmlns:wpg="http://schemas.microsoft.com/office/word/2010/wordprocessingGroup" xmlns:wpi="http://schemas.microsoft.com/office/word/2010/wordprocessingInk" xmlns:wne="http://schemas.microsoft.com/office/word/2006/wordml" xmlns:wps="http://schemas.microsoft.com/office/word/2010/wordprocessingShape" mc:Ignorable="w14 w15 w16se w16cid w16 w16cex w16sdtdh wp14">
+<w:footnotes xmlns:wpc="http://schemas.microsoft.com/office/word/2010/wordprocessingCanvas" xmlns:cx="http://schemas.microsoft.com/office/drawing/2014/chartex" xmlns:cx1="http://schemas.microsoft.com/office/drawing/2015/9/8/chartex" xmlns:cx2="http://schemas.microsoft.com/office/drawing/2015/10/21/chartex" xmlns:cx3="http://schemas.microsoft.com/office/drawing/2016/5/9/chartex" xmlns:cx4="http://schemas.microsoft.com/office/drawing/2016/5/10/chartex" xmlns:cx5="http://schemas.microsoft.com/office/drawing/2016/5/11/chartex" xmlns:cx6="http://schemas.microsoft.com/office/drawing/2016/5/12/chartex" xmlns:cx7="http://schemas.microsoft.com/office/drawing/2016/5/13/chartex" xmlns:cx8="http://schemas.microsoft.com/office/drawing/2016/5/14/chartex" xmlns:mc="http://schemas.openxmlformats.org/markup-compatibility/2006" xmlns:m="http://schemas.openxmlformats.org/officeDocument/2006/math" xmlns:aink="http://schemas.microsoft.com/office/drawing/2016/ink" xmlns:am3d="http://schemas.microsoft.com/office/drawing/2017/model3d" xmlns:oel="http://schemas.microsoft.com/office/2019/extlst" xmlns:r="http://schemas.openxmlformats.org/officeDocument/2006/relationships" xmlns:wp14="http://schemas.microsoft.com/office/word/2010/wordprocessingDrawing" xmlns:wp="http://schemas.openxmlformats.org/drawingml/2006/wordprocessingDrawing" xmlns:wpg="http://schemas.microsoft.com/office/word/2010/wordprocessingGroup" xmlns:wpi="http://schemas.microsoft.com/office/word/2010/wordprocessingInk" xmlns:wps="http://schemas.microsoft.com/office/word/2010/wordprocessingShape" xmlns:o="urn:schemas-microsoft-com:office:office" xmlns:v="urn:schemas-microsoft-com:vml" xmlns:w10="urn:schemas-microsoft-com:office:word" xmlns:w="http://schemas.openxmlformats.org/wordprocessingml/2006/main" xmlns:w14="http://schemas.microsoft.com/office/word/2010/wordml" xmlns:w15="http://schemas.microsoft.com/office/word/2012/wordml" xmlns:w16cex="http://schemas.microsoft.com/office/word/2018/wordml/cex" xmlns:w16cid="http://schemas.microsoft.com/office/word/2016/wordml/cid" xmlns:w16="http://schemas.microsoft.com/office/word/2018/wordml" xmlns:w16sdtdh="http://schemas.microsoft.com/office/word/2020/wordml/sdtdatahash" xmlns:w16sdtfl="http://schemas.microsoft.com/office/word/2024/wordml/sdtformatlock" xmlns:w16se="http://schemas.microsoft.com/office/word/2015/wordml/symex" xmlns:w16du="http://schemas.microsoft.com/office/word/2023/wordml/word16du" xmlns:wne="http://schemas.microsoft.com/office/word/2006/wordml" mc:Ignorable="w14 w15 w16se w16cid w16 w16cex w16sdtdh w16sdtfl w16du wp14">
   <w:footnote w:type="separator" w:id="-1">
     <w:p>
       <w:pPr>
@@ -6831,7 +6743,7 @@
 </file>
 
 <file path=word/header1.xml><?xml version="1.0" encoding="utf-8"?>
-<w:hdr xmlns:wpc="http://schemas.microsoft.com/office/word/2010/wordprocessingCanvas" xmlns:cx="http://schemas.microsoft.com/office/drawing/2014/chartex" xmlns:cx1="http://schemas.microsoft.com/office/drawing/2015/9/8/chartex" xmlns:cx2="http://schemas.microsoft.com/office/drawing/2015/10/21/chartex" xmlns:cx3="http://schemas.microsoft.com/office/drawing/2016/5/9/chartex" xmlns:cx4="http://schemas.microsoft.com/office/drawing/2016/5/10/chartex" xmlns:cx5="http://schemas.microsoft.com/office/drawing/2016/5/11/chartex" xmlns:cx6="http://schemas.microsoft.com/office/drawing/2016/5/12/chartex" xmlns:cx7="http://schemas.microsoft.com/office/drawing/2016/5/13/chartex" xmlns:cx8="http://schemas.microsoft.com/office/drawing/2016/5/14/chartex" xmlns:mc="http://schemas.openxmlformats.org/markup-compatibility/2006" xmlns:aink="http://schemas.microsoft.com/office/drawing/2016/ink" xmlns:am3d="http://schemas.microsoft.com/office/drawing/2017/model3d" xmlns:o="urn:schemas-microsoft-com:office:office" xmlns:r="http://schemas.openxmlformats.org/officeDocument/2006/relationships" xmlns:m="http://schemas.openxmlformats.org/officeDocument/2006/math" xmlns:v="urn:schemas-microsoft-com:vml" xmlns:wp14="http://schemas.microsoft.com/office/word/2010/wordprocessingDrawing" xmlns:wp="http://schemas.openxmlformats.org/drawingml/2006/wordprocessingDrawing" xmlns:w10="urn:schemas-microsoft-com:office:word" xmlns:w="http://schemas.openxmlformats.org/wordprocessingml/2006/main" xmlns:w14="http://schemas.microsoft.com/office/word/2010/wordml" xmlns:w15="http://schemas.microsoft.com/office/word/2012/wordml" xmlns:w16cex="http://schemas.microsoft.com/office/word/2018/wordml/cex" xmlns:w16cid="http://schemas.microsoft.com/office/word/2016/wordml/cid" xmlns:w16="http://schemas.microsoft.com/office/word/2018/wordml" xmlns:w16sdtdh="http://schemas.microsoft.com/office/word/2020/wordml/sdtdatahash" xmlns:w16se="http://schemas.microsoft.com/office/word/2015/wordml/symex" xmlns:wpg="http://schemas.microsoft.com/office/word/2010/wordprocessingGroup" xmlns:wpi="http://schemas.microsoft.com/office/word/2010/wordprocessingInk" xmlns:wne="http://schemas.microsoft.com/office/word/2006/wordml" xmlns:wps="http://schemas.microsoft.com/office/word/2010/wordprocessingShape" mc:Ignorable="w14 w15 w16se w16cid w16 w16cex w16sdtdh wp14">
+<w:hdr xmlns:wpc="http://schemas.microsoft.com/office/word/2010/wordprocessingCanvas" xmlns:cx="http://schemas.microsoft.com/office/drawing/2014/chartex" xmlns:cx1="http://schemas.microsoft.com/office/drawing/2015/9/8/chartex" xmlns:cx2="http://schemas.microsoft.com/office/drawing/2015/10/21/chartex" xmlns:cx3="http://schemas.microsoft.com/office/drawing/2016/5/9/chartex" xmlns:cx4="http://schemas.microsoft.com/office/drawing/2016/5/10/chartex" xmlns:cx5="http://schemas.microsoft.com/office/drawing/2016/5/11/chartex" xmlns:cx6="http://schemas.microsoft.com/office/drawing/2016/5/12/chartex" xmlns:cx7="http://schemas.microsoft.com/office/drawing/2016/5/13/chartex" xmlns:cx8="http://schemas.microsoft.com/office/drawing/2016/5/14/chartex" xmlns:mc="http://schemas.openxmlformats.org/markup-compatibility/2006" xmlns:m="http://schemas.openxmlformats.org/officeDocument/2006/math" xmlns:aink="http://schemas.microsoft.com/office/drawing/2016/ink" xmlns:am3d="http://schemas.microsoft.com/office/drawing/2017/model3d" xmlns:oel="http://schemas.microsoft.com/office/2019/extlst" xmlns:r="http://schemas.openxmlformats.org/officeDocument/2006/relationships" xmlns:wp14="http://schemas.microsoft.com/office/word/2010/wordprocessingDrawing" xmlns:wp="http://schemas.openxmlformats.org/drawingml/2006/wordprocessingDrawing" xmlns:wpg="http://schemas.microsoft.com/office/word/2010/wordprocessingGroup" xmlns:wpi="http://schemas.microsoft.com/office/word/2010/wordprocessingInk" xmlns:wps="http://schemas.microsoft.com/office/word/2010/wordprocessingShape" xmlns:o="urn:schemas-microsoft-com:office:office" xmlns:v="urn:schemas-microsoft-com:vml" xmlns:w10="urn:schemas-microsoft-com:office:word" xmlns:w="http://schemas.openxmlformats.org/wordprocessingml/2006/main" xmlns:w14="http://schemas.microsoft.com/office/word/2010/wordml" xmlns:w15="http://schemas.microsoft.com/office/word/2012/wordml" xmlns:w16cex="http://schemas.microsoft.com/office/word/2018/wordml/cex" xmlns:w16cid="http://schemas.microsoft.com/office/word/2016/wordml/cid" xmlns:w16="http://schemas.microsoft.com/office/word/2018/wordml" xmlns:w16sdtdh="http://schemas.microsoft.com/office/word/2020/wordml/sdtdatahash" xmlns:w16sdtfl="http://schemas.microsoft.com/office/word/2024/wordml/sdtformatlock" xmlns:w16se="http://schemas.microsoft.com/office/word/2015/wordml/symex" xmlns:w16du="http://schemas.microsoft.com/office/word/2023/wordml/word16du" xmlns:wne="http://schemas.microsoft.com/office/word/2006/wordml" mc:Ignorable="w14 w15 w16se w16cid w16 w16cex w16sdtdh w16sdtfl w16du wp14">
   <w:p>
     <w:pPr>
       <w:keepLines/>
@@ -7125,7 +7037,7 @@
 </file>
 
 <file path=word/numbering.xml><?xml version="1.0" encoding="utf-8"?>
-<w:numbering xmlns:wpc="http://schemas.microsoft.com/office/word/2010/wordprocessingCanvas" xmlns:cx="http://schemas.microsoft.com/office/drawing/2014/chartex" xmlns:cx1="http://schemas.microsoft.com/office/drawing/2015/9/8/chartex" xmlns:cx2="http://schemas.microsoft.com/office/drawing/2015/10/21/chartex" xmlns:cx3="http://schemas.microsoft.com/office/drawing/2016/5/9/chartex" xmlns:cx4="http://schemas.microsoft.com/office/drawing/2016/5/10/chartex" xmlns:cx5="http://schemas.microsoft.com/office/drawing/2016/5/11/chartex" xmlns:cx6="http://schemas.microsoft.com/office/drawing/2016/5/12/chartex" xmlns:cx7="http://schemas.microsoft.com/office/drawing/2016/5/13/chartex" xmlns:cx8="http://schemas.microsoft.com/office/drawing/2016/5/14/chartex" xmlns:mc="http://schemas.openxmlformats.org/markup-compatibility/2006" xmlns:aink="http://schemas.microsoft.com/office/drawing/2016/ink" xmlns:am3d="http://schemas.microsoft.com/office/drawing/2017/model3d" xmlns:o="urn:schemas-microsoft-com:office:office" xmlns:r="http://schemas.openxmlformats.org/officeDocument/2006/relationships" xmlns:m="http://schemas.openxmlformats.org/officeDocument/2006/math" xmlns:v="urn:schemas-microsoft-com:vml" xmlns:wp14="http://schemas.microsoft.com/office/word/2010/wordprocessingDrawing" xmlns:wp="http://schemas.openxmlformats.org/drawingml/2006/wordprocessingDrawing" xmlns:w10="urn:schemas-microsoft-com:office:word" xmlns:w="http://schemas.openxmlformats.org/wordprocessingml/2006/main" xmlns:w14="http://schemas.microsoft.com/office/word/2010/wordml" xmlns:w15="http://schemas.microsoft.com/office/word/2012/wordml" xmlns:w16cex="http://schemas.microsoft.com/office/word/2018/wordml/cex" xmlns:w16cid="http://schemas.microsoft.com/office/word/2016/wordml/cid" xmlns:w16="http://schemas.microsoft.com/office/word/2018/wordml" xmlns:w16sdtdh="http://schemas.microsoft.com/office/word/2020/wordml/sdtdatahash" xmlns:w16se="http://schemas.microsoft.com/office/word/2015/wordml/symex" xmlns:wpg="http://schemas.microsoft.com/office/word/2010/wordprocessingGroup" xmlns:wpi="http://schemas.microsoft.com/office/word/2010/wordprocessingInk" xmlns:wne="http://schemas.microsoft.com/office/word/2006/wordml" xmlns:wps="http://schemas.microsoft.com/office/word/2010/wordprocessingShape" mc:Ignorable="w14 w15 w16se w16cid w16 w16cex w16sdtdh wp14">
+<w:numbering xmlns:wpc="http://schemas.microsoft.com/office/word/2010/wordprocessingCanvas" xmlns:cx="http://schemas.microsoft.com/office/drawing/2014/chartex" xmlns:cx1="http://schemas.microsoft.com/office/drawing/2015/9/8/chartex" xmlns:cx2="http://schemas.microsoft.com/office/drawing/2015/10/21/chartex" xmlns:cx3="http://schemas.microsoft.com/office/drawing/2016/5/9/chartex" xmlns:cx4="http://schemas.microsoft.com/office/drawing/2016/5/10/chartex" xmlns:cx5="http://schemas.microsoft.com/office/drawing/2016/5/11/chartex" xmlns:cx6="http://schemas.microsoft.com/office/drawing/2016/5/12/chartex" xmlns:cx7="http://schemas.microsoft.com/office/drawing/2016/5/13/chartex" xmlns:cx8="http://schemas.microsoft.com/office/drawing/2016/5/14/chartex" xmlns:mc="http://schemas.openxmlformats.org/markup-compatibility/2006" xmlns:m="http://schemas.openxmlformats.org/officeDocument/2006/math" xmlns:aink="http://schemas.microsoft.com/office/drawing/2016/ink" xmlns:am3d="http://schemas.microsoft.com/office/drawing/2017/model3d" xmlns:oel="http://schemas.microsoft.com/office/2019/extlst" xmlns:r="http://schemas.openxmlformats.org/officeDocument/2006/relationships" xmlns:wp14="http://schemas.microsoft.com/office/word/2010/wordprocessingDrawing" xmlns:wp="http://schemas.openxmlformats.org/drawingml/2006/wordprocessingDrawing" xmlns:wpg="http://schemas.microsoft.com/office/word/2010/wordprocessingGroup" xmlns:wpi="http://schemas.microsoft.com/office/word/2010/wordprocessingInk" xmlns:wps="http://schemas.microsoft.com/office/word/2010/wordprocessingShape" xmlns:o="urn:schemas-microsoft-com:office:office" xmlns:v="urn:schemas-microsoft-com:vml" xmlns:w10="urn:schemas-microsoft-com:office:word" xmlns:w="http://schemas.openxmlformats.org/wordprocessingml/2006/main" xmlns:w14="http://schemas.microsoft.com/office/word/2010/wordml" xmlns:w15="http://schemas.microsoft.com/office/word/2012/wordml" xmlns:w16cex="http://schemas.microsoft.com/office/word/2018/wordml/cex" xmlns:w16cid="http://schemas.microsoft.com/office/word/2016/wordml/cid" xmlns:w16="http://schemas.microsoft.com/office/word/2018/wordml" xmlns:w16sdtdh="http://schemas.microsoft.com/office/word/2020/wordml/sdtdatahash" xmlns:w16sdtfl="http://schemas.microsoft.com/office/word/2024/wordml/sdtformatlock" xmlns:w16se="http://schemas.microsoft.com/office/word/2015/wordml/symex" xmlns:w16du="http://schemas.microsoft.com/office/word/2023/wordml/word16du" xmlns:wne="http://schemas.microsoft.com/office/word/2006/wordml" mc:Ignorable="w14 w15 w16se w16cid w16 w16cex w16sdtdh w16sdtfl w16du wp14">
   <w:abstractNum w:abstractNumId="0" w15:restartNumberingAfterBreak="0">
     <w:nsid w:val="17B0003F"/>
     <w:multiLevelType w:val="hybridMultilevel"/>
@@ -7387,20 +7299,20 @@
       </w:pPr>
     </w:lvl>
   </w:abstractNum>
-  <w:num w:numId="1">
+  <w:num w:numId="1" w16cid:durableId="1285497451">
     <w:abstractNumId w:val="0"/>
   </w:num>
-  <w:num w:numId="2">
+  <w:num w:numId="2" w16cid:durableId="509292326">
     <w:abstractNumId w:val="1"/>
   </w:num>
-  <w:num w:numId="3">
+  <w:num w:numId="3" w16cid:durableId="655187824">
     <w:abstractNumId w:val="2"/>
   </w:num>
 </w:numbering>
 </file>
 
 <file path=word/styles.xml><?xml version="1.0" encoding="utf-8"?>
-<w:styles xmlns:mc="http://schemas.openxmlformats.org/markup-compatibility/2006" xmlns:r="http://schemas.openxmlformats.org/officeDocument/2006/relationships" xmlns:w="http://schemas.openxmlformats.org/wordprocessingml/2006/main" xmlns:w14="http://schemas.microsoft.com/office/word/2010/wordml" xmlns:w15="http://schemas.microsoft.com/office/word/2012/wordml" xmlns:w16cex="http://schemas.microsoft.com/office/word/2018/wordml/cex" xmlns:w16cid="http://schemas.microsoft.com/office/word/2016/wordml/cid" xmlns:w16="http://schemas.microsoft.com/office/word/2018/wordml" xmlns:w16sdtdh="http://schemas.microsoft.com/office/word/2020/wordml/sdtdatahash" xmlns:w16se="http://schemas.microsoft.com/office/word/2015/wordml/symex" mc:Ignorable="w14 w15 w16se w16cid w16 w16cex w16sdtdh">
+<w:styles xmlns:mc="http://schemas.openxmlformats.org/markup-compatibility/2006" xmlns:r="http://schemas.openxmlformats.org/officeDocument/2006/relationships" xmlns:w="http://schemas.openxmlformats.org/wordprocessingml/2006/main" xmlns:w14="http://schemas.microsoft.com/office/word/2010/wordml" xmlns:w15="http://schemas.microsoft.com/office/word/2012/wordml" xmlns:w16cex="http://schemas.microsoft.com/office/word/2018/wordml/cex" xmlns:w16cid="http://schemas.microsoft.com/office/word/2016/wordml/cid" xmlns:w16="http://schemas.microsoft.com/office/word/2018/wordml" xmlns:w16sdtdh="http://schemas.microsoft.com/office/word/2020/wordml/sdtdatahash" xmlns:w16sdtfl="http://schemas.microsoft.com/office/word/2024/wordml/sdtformatlock" xmlns:w16se="http://schemas.microsoft.com/office/word/2015/wordml/symex" xmlns:w16du="http://schemas.microsoft.com/office/word/2023/wordml/word16du" mc:Ignorable="w14 w15 w16se w16cid w16 w16cex w16sdtdh w16sdtfl w16du">
   <w:docDefaults>
     <w:rPrDefault>
       <w:rPr>
@@ -8451,10 +8363,19 @@
 </file>
 
 <file path=customXml/item1.xml><?xml version="1.0" encoding="utf-8"?>
+<?mso-contentType ?>
+<FormTemplates xmlns="http://schemas.microsoft.com/sharepoint/v3/contenttype/forms">
+  <Display>DocumentLibraryForm</Display>
+  <Edit>DocumentLibraryForm</Edit>
+  <New>DocumentLibraryForm</New>
+</FormTemplates>
+</file>
+
+<file path=customXml/item2.xml><?xml version="1.0" encoding="utf-8"?>
 <LongProperties xmlns="http://schemas.microsoft.com/office/2006/metadata/longProperties"/>
 </file>
 
-<file path=customXml/item2.xml><?xml version="1.0" encoding="utf-8"?>
+<file path=customXml/item3.xml><?xml version="1.0" encoding="utf-8"?>
 <p:properties xmlns:p="http://schemas.microsoft.com/office/2006/metadata/properties" xmlns:xsi="http://www.w3.org/2001/XMLSchema-instance" xmlns:pc="http://schemas.microsoft.com/office/infopath/2007/PartnerControls">
   <documentManagement>
     <GovXEventDate xmlns="605e85f2-268e-450d-9afb-d305d42b267e">2016-06-14T21:00:00+00:00</GovXEventDate>
@@ -8500,7 +8421,7 @@
 </p:properties>
 </file>
 
-<file path=customXml/item3.xml><?xml version="1.0" encoding="utf-8"?>
+<file path=customXml/item4.xml><?xml version="1.0" encoding="utf-8"?>
 <ct:contentTypeSchema xmlns:ct="http://schemas.microsoft.com/office/2006/metadata/contentType" xmlns:ma="http://schemas.microsoft.com/office/2006/metadata/properties/metaAttributes" ct:_="" ma:_="" ma:contentTypeName="GovXMoJReasorceExtentionLib" ma:contentTypeID="0x010100C568DB52D9D0A14D9B2FDCC96666E9F2007948130EC3DB064584E219954237AF390501010300584410CFE7A8F04CA1394E3639ADE681" ma:contentTypeVersion="107" ma:contentTypeDescription="סוג תוכן עבור קבצים, אגרות,רשומות " ma:contentTypeScope="" ma:versionID="2a1a8e672771d3cd890ae6ca09c8ea65">
   <xsd:schema xmlns:xsd="http://www.w3.org/2001/XMLSchema" xmlns:xs="http://www.w3.org/2001/XMLSchema" xmlns:p="http://schemas.microsoft.com/office/2006/metadata/properties" xmlns:ns1="http://schemas.microsoft.com/sharepoint/v3" xmlns:ns2="605e85f2-268e-450d-9afb-d305d42b267e" targetNamespace="http://schemas.microsoft.com/office/2006/metadata/properties" ma:root="true" ma:fieldsID="93ad2c0eddcf86ebf92c01b5a72f706c" ns1:_="" ns2:_="">
     <xsd:import namespace="http://schemas.microsoft.com/sharepoint/v3"/>
@@ -8797,16 +8718,15 @@
 </ct:contentTypeSchema>
 </file>
 
-<file path=customXml/item4.xml><?xml version="1.0" encoding="utf-8"?>
-<?mso-contentType ?>
-<FormTemplates xmlns="http://schemas.microsoft.com/sharepoint/v3/contenttype/forms">
-  <Display>DocumentLibraryForm</Display>
-  <Edit>DocumentLibraryForm</Edit>
-  <New>DocumentLibraryForm</New>
-</FormTemplates>
+<file path=customXml/itemProps1.xml><?xml version="1.0" encoding="utf-8"?>
+<ds:datastoreItem xmlns:ds="http://schemas.openxmlformats.org/officeDocument/2006/customXml" ds:itemID="{5C9DAB3C-B993-4EDC-A54D-0F4974DCC92E}">
+  <ds:schemaRefs>
+    <ds:schemaRef ds:uri="http://schemas.microsoft.com/sharepoint/v3/contenttype/forms"/>
+  </ds:schemaRefs>
+</ds:datastoreItem>
 </file>
 
-<file path=customXml/itemProps1.xml><?xml version="1.0" encoding="utf-8"?>
+<file path=customXml/itemProps2.xml><?xml version="1.0" encoding="utf-8"?>
 <ds:datastoreItem xmlns:ds="http://schemas.openxmlformats.org/officeDocument/2006/customXml" ds:itemID="{AE59864F-BB44-4A6F-A86E-246893F67BEB}">
   <ds:schemaRefs>
     <ds:schemaRef ds:uri="http://schemas.microsoft.com/office/2006/metadata/longProperties"/>
@@ -8814,24 +8734,18 @@
 </ds:datastoreItem>
 </file>
 
-<file path=customXml/itemProps2.xml><?xml version="1.0" encoding="utf-8"?>
+<file path=customXml/itemProps3.xml><?xml version="1.0" encoding="utf-8"?>
 <ds:datastoreItem xmlns:ds="http://schemas.openxmlformats.org/officeDocument/2006/customXml" ds:itemID="{918C43EF-1E0F-48C3-B1B9-5602CE5E0F68}">
   <ds:schemaRefs>
+    <ds:schemaRef ds:uri="http://schemas.microsoft.com/office/2006/metadata/properties"/>
+    <ds:schemaRef ds:uri="http://schemas.microsoft.com/office/infopath/2007/PartnerControls"/>
+    <ds:schemaRef ds:uri="605e85f2-268e-450d-9afb-d305d42b267e"/>
     <ds:schemaRef ds:uri="http://schemas.microsoft.com/sharepoint/v3"/>
-    <ds:schemaRef ds:uri="605e85f2-268e-450d-9afb-d305d42b267e"/>
-    <ds:schemaRef ds:uri="http://purl.org/dc/terms/"/>
-    <ds:schemaRef ds:uri="http://schemas.openxmlformats.org/package/2006/metadata/core-properties"/>
-    <ds:schemaRef ds:uri="http://schemas.microsoft.com/office/2006/documentManagement/types"/>
-    <ds:schemaRef ds:uri="http://schemas.microsoft.com/office/infopath/2007/PartnerControls"/>
-    <ds:schemaRef ds:uri="http://purl.org/dc/elements/1.1/"/>
-    <ds:schemaRef ds:uri="http://schemas.microsoft.com/office/2006/metadata/properties"/>
-    <ds:schemaRef ds:uri="http://www.w3.org/XML/1998/namespace"/>
-    <ds:schemaRef ds:uri="http://purl.org/dc/dcmitype/"/>
   </ds:schemaRefs>
 </ds:datastoreItem>
 </file>
 
-<file path=customXml/itemProps3.xml><?xml version="1.0" encoding="utf-8"?>
+<file path=customXml/itemProps4.xml><?xml version="1.0" encoding="utf-8"?>
 <ds:datastoreItem xmlns:ds="http://schemas.openxmlformats.org/officeDocument/2006/customXml" ds:itemID="{8CEE7B9F-6FF0-4526-9556-014988E21CD6}">
   <ds:schemaRefs>
     <ds:schemaRef ds:uri="http://schemas.microsoft.com/office/2006/metadata/contentType"/>
@@ -8848,12 +8762,4 @@
     <ds:schemaRef ds:uri="http://schemas.microsoft.com/internal/obd"/>
   </ds:schemaRefs>
 </ds:datastoreItem>
-</file>
-
-<file path=customXml/itemProps4.xml><?xml version="1.0" encoding="utf-8"?>
-<ds:datastoreItem xmlns:ds="http://schemas.openxmlformats.org/officeDocument/2006/customXml" ds:itemID="{5C9DAB3C-B993-4EDC-A54D-0F4974DCC92E}">
-  <ds:schemaRefs>
-    <ds:schemaRef ds:uri="http://schemas.microsoft.com/sharepoint/v3/contenttype/forms"/>
-  </ds:schemaRefs>
-</ds:datastoreItem>
 </file>